--- a/docs/PinchPoint-Clinical-Overview.docx
+++ b/docs/PinchPoint-Clinical-Overview.docx
@@ -106,7 +106,7 @@
         <w:spacing w:after="80" w:line="264"/>
       </w:pPr>
       <w:r>
-        <w:t xml:space="preserve">On-device only. Everything runs in the phone’s web browser. The video feed is processed live on the device using Google’s MediaPipe Pose Landmarker — a body-keypoint model that estimates 33 anatomical landmarks per frame.</w:t>
+        <w:t xml:space="preserve">On-device only. Everything runs in the phone’s web browser. The video feed is processed live on the device using Google’s MediaPipe Pose Landmarker (the “full” model) — a body-keypoint model that estimates 33 anatomical landmarks per frame, in 2-D image coordinates and as 3-D world coordinates (estimated depth).</w:t>
       </w:r>
     </w:p>
     <w:p>
@@ -145,7 +145,20 @@
         <w:spacing w:after="80" w:line="264"/>
       </w:pPr>
       <w:r>
-        <w:t xml:space="preserve">Outputs. An annotated image (body landmarks, a spine reference line, the measured angle, and numbered markers on flagged areas) plus a plain-text report. The patient can capture all three views as a set and send them together.</w:t>
+        <w:t xml:space="preserve">Stability. At capture the app averages the last several frames, so the saved numbers are steadier than any single noisy frame.</w:t>
+      </w:r>
+    </w:p>
+    <w:p>
+      <w:pPr>
+        <w:pStyle w:val="ListParagraph"/>
+        <w:numPr>
+          <w:ilvl w:val="0"/>
+          <w:numId w:val="1"/>
+        </w:numPr>
+        <w:spacing w:after="80" w:line="264"/>
+      </w:pPr>
+      <w:r>
+        <w:t xml:space="preserve">Outputs. An annotated image (body landmarks, a fuller skeleton including hands/feet/face, a spine reference line, derived neck and trunk reference points, the measured angle, and numbered markers on flagged areas) plus a plain-text report. The patient can capture all three views as a set and send them together.</w:t>
       </w:r>
     </w:p>
     <w:p>
@@ -245,7 +258,37 @@
         <w:t xml:space="preserve">Head support / cervical side-bend (the headline measure — a proxy for pillow height) — </w:t>
       </w:r>
       <w:r>
-        <w:t xml:space="preserve">A “spine axis” is drawn from the mid-shoulder point to the mid-hip point. The head point is taken from the visible (up-facing) ear — chosen by landmark confidence so a pillow-occluded ear is not used — falling back to an eye/nose centroid if both ears are hidden. The app reports the angle between the head and that straight spine axis (0° = head in line with the spine), and whether the head sits toward the mattress (pillow may be too low) or away from it (too high).</w:t>
+        <w:t xml:space="preserve">A “spine axis” is drawn from the mid-shoulder point to the mid-hip point. The head point is taken from the visible (up-facing) ear — chosen by landmark confidence so a pillow-occluded ear is not used — falling back to an eye/nose centroid if both ears are hidden. The app reports the angle between the head and that straight spine axis (0° = head in line with the spine). This angle is now computed in 3-D from the world landmarks (depth-aware, more robust to camera perspective) when available, falling back to the 2-D estimate otherwise; the report labels which basis was used. It also notes whether the head sits toward the mattress (pillow may be too low) or away from it (too high).</w:t>
+      </w:r>
+    </w:p>
+    <w:p>
+      <w:pPr>
+        <w:spacing w:after="140" w:line="264"/>
+      </w:pPr>
+      <w:r>
+        <w:rPr>
+          <w:b/>
+          <w:bCs/>
+        </w:rPr>
+        <w:t xml:space="preserve">Forward-head / cranio-vertebral offset (new) — </w:t>
+      </w:r>
+      <w:r>
+        <w:t xml:space="preserve">Horizontal distance the up-facing ear sits forward of the shoulder, as a percentage of torso length — the classic forward-head pattern. Distinct from the head-support angle above; this is an apparent (image-plane) measure. Heuristic bands to calibrate.</w:t>
+      </w:r>
+    </w:p>
+    <w:p>
+      <w:pPr>
+        <w:spacing w:after="140" w:line="264"/>
+      </w:pPr>
+      <w:r>
+        <w:rPr>
+          <w:b/>
+          <w:bCs/>
+        </w:rPr>
+        <w:t xml:space="preserve">Head pitch / chin position (new) — </w:t>
+      </w:r>
+      <w:r>
+        <w:t xml:space="preserve">Vertical offset of the nose relative to the up-facing ear (apparent), indicating chin-tucked vs. chin-up. Heuristic bands to calibrate.</w:t>
       </w:r>
     </w:p>
     <w:p>
@@ -407,46 +450,59 @@
         <w:spacing w:after="80" w:line="264"/>
       </w:pPr>
       <w:r>
-        <w:t xml:space="preserve">Angles are “apparent,” not true goniometry. They are measured in the 2-D image plane from a single photo. Camera height, tilt, and perspective all affect them; they indicate direction and trend more reliably than exact degrees.</w:t>
-      </w:r>
-    </w:p>
-    <w:p>
-      <w:pPr>
-        <w:pStyle w:val="ListParagraph"/>
-        <w:numPr>
-          <w:ilvl w:val="0"/>
-          <w:numId w:val="1"/>
-        </w:numPr>
-        <w:spacing w:after="80" w:line="264"/>
-      </w:pPr>
-      <w:r>
-        <w:t xml:space="preserve">2-D cannot fully separate rotation from lateral tilt. Preferring the visible ear reduces this, but does not eliminate it.</w:t>
-      </w:r>
-    </w:p>
-    <w:p>
-      <w:pPr>
-        <w:pStyle w:val="ListParagraph"/>
-        <w:numPr>
-          <w:ilvl w:val="0"/>
-          <w:numId w:val="1"/>
-        </w:numPr>
-        <w:spacing w:after="80" w:line="264"/>
-      </w:pPr>
-      <w:r>
-        <w:t xml:space="preserve">It depends on what the camera can see. Blankets, pillows, and clothing can occlude landmarks. When the app cannot see enough to measure something, it says “could not assess” rather than producing a number.</w:t>
-      </w:r>
-    </w:p>
-    <w:p>
-      <w:pPr>
-        <w:pStyle w:val="ListParagraph"/>
-        <w:numPr>
-          <w:ilvl w:val="0"/>
-          <w:numId w:val="1"/>
-        </w:numPr>
-        <w:spacing w:after="80" w:line="264"/>
-      </w:pPr>
-      <w:r>
-        <w:t xml:space="preserve">The thresholds are heuristics, not clinical cutoffs. The head-support bands currently used are &lt; 8° = near neutral, 8–18° = mild, and &gt; 18° = priority. These were chosen as reasonable starting points and are explicitly intended to be calibrated by you.</w:t>
+        <w:t xml:space="preserve">Angle basis. The head-support angle is computed in 3-D (depth-aware) when the world landmarks are available — more robust to perspective than a flat photo — but the depth itself is estimated from a single camera, so it is better than 2-D, not lab goniometry. The forward-head and chin measures remain apparent (2-D image-plane).</w:t>
+      </w:r>
+    </w:p>
+    <w:p>
+      <w:pPr>
+        <w:pStyle w:val="ListParagraph"/>
+        <w:numPr>
+          <w:ilvl w:val="0"/>
+          <w:numId w:val="1"/>
+        </w:numPr>
+        <w:spacing w:after="80" w:line="264"/>
+      </w:pPr>
+      <w:r>
+        <w:t xml:space="preserve">2-D cannot fully separate rotation from lateral tilt. Preferring the visible ear and using 3-D for the headline angle reduce this, but do not eliminate it.</w:t>
+      </w:r>
+    </w:p>
+    <w:p>
+      <w:pPr>
+        <w:pStyle w:val="ListParagraph"/>
+        <w:numPr>
+          <w:ilvl w:val="0"/>
+          <w:numId w:val="1"/>
+        </w:numPr>
+        <w:spacing w:after="80" w:line="264"/>
+      </w:pPr>
+      <w:r>
+        <w:t xml:space="preserve">It depends on what the camera can see. Blankets, pillows, and clothing can occlude landmarks. When the app cannot see enough to measure something, it says “could not assess” rather than producing a number. The fuller skeleton (hands, feet, face) is low-confidence at 6–8 ft and only drawn when actually detected; no measurement depends on those distal points.</w:t>
+      </w:r>
+    </w:p>
+    <w:p>
+      <w:pPr>
+        <w:pStyle w:val="ListParagraph"/>
+        <w:numPr>
+          <w:ilvl w:val="0"/>
+          <w:numId w:val="1"/>
+        </w:numPr>
+        <w:spacing w:after="80" w:line="264"/>
+      </w:pPr>
+      <w:r>
+        <w:t xml:space="preserve">Derived reference points are estimates, not detected anatomy. The trunk reference dots are a straight-line interpolation between the shoulder and hip midpoints and CANNOT show true spinal curvature (no model detects spine points between the shoulders and hips). The neck and head-top markers are likewise estimates. These drive no findings — they are visual references only.</w:t>
+      </w:r>
+    </w:p>
+    <w:p>
+      <w:pPr>
+        <w:pStyle w:val="ListParagraph"/>
+        <w:numPr>
+          <w:ilvl w:val="0"/>
+          <w:numId w:val="1"/>
+        </w:numPr>
+        <w:spacing w:after="80" w:line="264"/>
+      </w:pPr>
+      <w:r>
+        <w:t xml:space="preserve">The thresholds are heuristics, not clinical cutoffs. The head-support bands are &lt; 8° = near neutral, 8–18° = mild, &gt; 18° = priority; the new forward-head and chin bands are likewise starting points. All are explicitly intended to be calibrated by you.</w:t>
       </w:r>
     </w:p>
     <w:p>
